--- a/Presentation/transcript.docx
+++ b/Presentation/transcript.docx
@@ -4,38 +4,57 @@
   <w:body>
     <w:p>
       <w:pPr>
-        <w:rPr>
-          <w:rFonts w:ascii=".AppleSystemUIFont" w:hAnsi=".AppleSystemUIFont"/>
-          <w:color w:val="0E0E0E"/>
-        </w:rPr>
-      </w:pPr>
-    </w:p>
-    <w:p>
-      <w:pPr>
-        <w:rPr>
-          <w:rFonts w:ascii=".AppleSystemUIFont" w:hAnsi=".AppleSystemUIFont"/>
-          <w:color w:val="0E0E0E"/>
-        </w:rPr>
-      </w:pPr>
-      <w:bookmarkStart w:id="0" w:name="OLE_LINK2"/>
-      <w:r>
-        <w:rPr>
-          <w:rFonts w:ascii=".AppleSystemUIFont" w:hAnsi=".AppleSystemUIFont"/>
-          <w:color w:val="0E0E0E"/>
-        </w:rPr>
-        <w:t>In our implementation, we conduct experiments on an ARM platform to simulate a realistic edge environment. To ensure reflect real-world constraints, we do not use GPU acceleration or MPS, and all computations are performed on CPU.</w:t>
-      </w:r>
-    </w:p>
-    <w:p>
-      <w:pPr>
-        <w:rPr>
-          <w:rFonts w:ascii=".AppleSystemUIFont" w:hAnsi=".AppleSystemUIFont"/>
-          <w:color w:val="0E0E0E"/>
-        </w:rPr>
-      </w:pPr>
-    </w:p>
-    <w:p>
-      <w:pPr>
+        <w:ind w:left="720"/>
+        <w:rPr>
+          <w:rFonts w:ascii=".AppleSystemUIFont" w:hAnsi=".AppleSystemUIFont"/>
+          <w:color w:val="0E0E0E"/>
+        </w:rPr>
+      </w:pPr>
+      <w:bookmarkStart w:id="0" w:name="OLE_LINK4"/>
+    </w:p>
+    <w:p>
+      <w:pPr>
+        <w:ind w:left="720"/>
+        <w:rPr>
+          <w:rFonts w:ascii=".AppleSystemUIFont" w:hAnsi=".AppleSystemUIFont"/>
+          <w:color w:val="0E0E0E"/>
+        </w:rPr>
+      </w:pPr>
+      <w:bookmarkStart w:id="1" w:name="OLE_LINK2"/>
+      <w:r>
+        <w:rPr>
+          <w:rFonts w:ascii=".AppleSystemUIFont" w:hAnsi=".AppleSystemUIFont"/>
+          <w:color w:val="0E0E0E"/>
+        </w:rPr>
+        <w:t xml:space="preserve">In our implementation, we </w:t>
+      </w:r>
+      <w:r>
+        <w:rPr>
+          <w:rFonts w:ascii=".AppleSystemUIFont" w:hAnsi=".AppleSystemUIFont" w:hint="eastAsia"/>
+          <w:color w:val="0E0E0E"/>
+        </w:rPr>
+        <w:t>executed</w:t>
+      </w:r>
+      <w:r>
+        <w:rPr>
+          <w:rFonts w:ascii=".AppleSystemUIFont" w:hAnsi=".AppleSystemUIFont"/>
+          <w:color w:val="0E0E0E"/>
+        </w:rPr>
+        <w:t xml:space="preserve"> experiments on an ARM platform to simulate a realistic edge environment. To ensure reflect real-world constraints, we do not use GPU acceleration or MPS, and all computations are performed on CPU.</w:t>
+      </w:r>
+    </w:p>
+    <w:p>
+      <w:pPr>
+        <w:ind w:left="720"/>
+        <w:rPr>
+          <w:rFonts w:ascii=".AppleSystemUIFont" w:hAnsi=".AppleSystemUIFont"/>
+          <w:color w:val="0E0E0E"/>
+        </w:rPr>
+      </w:pPr>
+    </w:p>
+    <w:p>
+      <w:pPr>
+        <w:ind w:left="720"/>
         <w:rPr>
           <w:rFonts w:ascii=".AppleSystemUIFont" w:hAnsi=".AppleSystemUIFont"/>
           <w:color w:val="0E0E0E"/>
@@ -51,14 +70,16 @@
     </w:p>
     <w:p>
       <w:pPr>
-        <w:rPr>
-          <w:rFonts w:ascii=".AppleSystemUIFont" w:hAnsi=".AppleSystemUIFont"/>
-          <w:color w:val="0E0E0E"/>
-        </w:rPr>
-      </w:pPr>
-    </w:p>
-    <w:p>
-      <w:pPr>
+        <w:ind w:left="720"/>
+        <w:rPr>
+          <w:rFonts w:ascii=".AppleSystemUIFont" w:hAnsi=".AppleSystemUIFont"/>
+          <w:color w:val="0E0E0E"/>
+        </w:rPr>
+      </w:pPr>
+    </w:p>
+    <w:p>
+      <w:pPr>
+        <w:ind w:left="720"/>
         <w:rPr>
           <w:rFonts w:ascii=".AppleSystemUIFont" w:hAnsi=".AppleSystemUIFont"/>
           <w:color w:val="0E0E0E"/>
@@ -106,14 +127,16 @@
     </w:p>
     <w:p>
       <w:pPr>
-        <w:rPr>
-          <w:rFonts w:ascii=".AppleSystemUIFont" w:hAnsi=".AppleSystemUIFont"/>
-          <w:color w:val="0E0E0E"/>
-        </w:rPr>
-      </w:pPr>
-    </w:p>
-    <w:p>
-      <w:pPr>
+        <w:ind w:left="720"/>
+        <w:rPr>
+          <w:rFonts w:ascii=".AppleSystemUIFont" w:hAnsi=".AppleSystemUIFont"/>
+          <w:color w:val="0E0E0E"/>
+        </w:rPr>
+      </w:pPr>
+    </w:p>
+    <w:p>
+      <w:pPr>
+        <w:ind w:left="720"/>
         <w:rPr>
           <w:rFonts w:ascii=".AppleSystemUIFont" w:hAnsi=".AppleSystemUIFont"/>
           <w:color w:val="0E0E0E"/>
@@ -129,14 +152,16 @@
     </w:p>
     <w:p>
       <w:pPr>
-        <w:rPr>
-          <w:rFonts w:ascii=".AppleSystemUIFont" w:hAnsi=".AppleSystemUIFont"/>
-          <w:color w:val="0E0E0E"/>
-        </w:rPr>
-      </w:pPr>
-    </w:p>
-    <w:p>
-      <w:pPr>
+        <w:ind w:left="720"/>
+        <w:rPr>
+          <w:rFonts w:ascii=".AppleSystemUIFont" w:hAnsi=".AppleSystemUIFont"/>
+          <w:color w:val="0E0E0E"/>
+        </w:rPr>
+      </w:pPr>
+    </w:p>
+    <w:p>
+      <w:pPr>
+        <w:ind w:left="720"/>
         <w:rPr>
           <w:rFonts w:ascii=".AppleSystemUIFont" w:hAnsi=".AppleSystemUIFont"/>
           <w:color w:val="0E0E0E"/>
@@ -152,14 +177,16 @@
     </w:p>
     <w:p>
       <w:pPr>
-        <w:rPr>
-          <w:rFonts w:ascii=".AppleSystemUIFont" w:hAnsi=".AppleSystemUIFont"/>
-          <w:color w:val="0E0E0E"/>
-        </w:rPr>
-      </w:pPr>
-    </w:p>
-    <w:p>
-      <w:pPr>
+        <w:ind w:left="720"/>
+        <w:rPr>
+          <w:rFonts w:ascii=".AppleSystemUIFont" w:hAnsi=".AppleSystemUIFont"/>
+          <w:color w:val="0E0E0E"/>
+        </w:rPr>
+      </w:pPr>
+    </w:p>
+    <w:p>
+      <w:pPr>
+        <w:ind w:left="720"/>
         <w:rPr>
           <w:rFonts w:ascii=".AppleSystemUIFont" w:hAnsi=".AppleSystemUIFont"/>
           <w:color w:val="0E0E0E"/>
@@ -175,15 +202,17 @@
     </w:p>
     <w:p>
       <w:pPr>
+        <w:ind w:left="720"/>
         <w:rPr>
           <w:rFonts w:ascii=".AppleSystemUIFont" w:hAnsi=".AppleSystemUIFont" w:hint="eastAsia"/>
           <w:color w:val="0E0E0E"/>
         </w:rPr>
       </w:pPr>
     </w:p>
-    <w:bookmarkEnd w:id="0"/>
-    <w:p>
-      <w:pPr>
+    <w:bookmarkEnd w:id="1"/>
+    <w:p>
+      <w:pPr>
+        <w:ind w:left="720"/>
         <w:rPr>
           <w:rFonts w:ascii=".AppleSystemUIFont" w:hAnsi=".AppleSystemUIFont" w:hint="eastAsia"/>
           <w:color w:val="0E0E0E"/>
@@ -192,12 +221,13 @@
     </w:p>
     <w:p>
       <w:pPr>
-        <w:rPr>
-          <w:rFonts w:ascii=".AppleSystemUIFont" w:hAnsi=".AppleSystemUIFont"/>
-          <w:color w:val="0E0E0E"/>
-        </w:rPr>
-      </w:pPr>
-      <w:bookmarkStart w:id="1" w:name="OLE_LINK3"/>
+        <w:ind w:left="720"/>
+        <w:rPr>
+          <w:rFonts w:ascii=".AppleSystemUIFont" w:hAnsi=".AppleSystemUIFont"/>
+          <w:color w:val="0E0E0E"/>
+        </w:rPr>
+      </w:pPr>
+      <w:bookmarkStart w:id="2" w:name="OLE_LINK3"/>
       <w:r>
         <w:rPr>
           <w:rFonts w:ascii=".AppleSystemUIFont" w:hAnsi=".AppleSystemUIFont" w:hint="eastAsia"/>
@@ -268,14 +298,16 @@
     </w:p>
     <w:p>
       <w:pPr>
-        <w:rPr>
-          <w:rFonts w:ascii=".AppleSystemUIFont" w:hAnsi=".AppleSystemUIFont"/>
-          <w:color w:val="0E0E0E"/>
-        </w:rPr>
-      </w:pPr>
-    </w:p>
-    <w:p>
-      <w:pPr>
+        <w:ind w:left="720"/>
+        <w:rPr>
+          <w:rFonts w:ascii=".AppleSystemUIFont" w:hAnsi=".AppleSystemUIFont"/>
+          <w:color w:val="0E0E0E"/>
+        </w:rPr>
+      </w:pPr>
+    </w:p>
+    <w:p>
+      <w:pPr>
+        <w:ind w:left="720"/>
         <w:rPr>
           <w:rFonts w:ascii=".AppleSystemUIFont" w:hAnsi=".AppleSystemUIFont"/>
           <w:color w:val="0E0E0E"/>
@@ -320,7 +352,7 @@
         </w:rPr>
         <w:t xml:space="preserve"> and </w:t>
       </w:r>
-      <w:bookmarkStart w:id="2" w:name="OLE_LINK1"/>
+      <w:bookmarkStart w:id="3" w:name="OLE_LINK1"/>
       <w:r>
         <w:rPr>
           <w:rFonts w:ascii=".AppleSystemUIFont" w:hAnsi=".AppleSystemUIFont"/>
@@ -328,7 +360,7 @@
         </w:rPr>
         <w:t>ResNeXt1D</w:t>
       </w:r>
-      <w:bookmarkEnd w:id="2"/>
+      <w:bookmarkEnd w:id="3"/>
       <w:r>
         <w:rPr>
           <w:rFonts w:ascii=".AppleSystemUIFont" w:hAnsi=".AppleSystemUIFont"/>
@@ -339,14 +371,16 @@
     </w:p>
     <w:p>
       <w:pPr>
-        <w:rPr>
-          <w:rFonts w:ascii=".AppleSystemUIFont" w:hAnsi=".AppleSystemUIFont"/>
-          <w:color w:val="0E0E0E"/>
-        </w:rPr>
-      </w:pPr>
-    </w:p>
-    <w:p>
-      <w:pPr>
+        <w:ind w:left="720"/>
+        <w:rPr>
+          <w:rFonts w:ascii=".AppleSystemUIFont" w:hAnsi=".AppleSystemUIFont"/>
+          <w:color w:val="0E0E0E"/>
+        </w:rPr>
+      </w:pPr>
+    </w:p>
+    <w:p>
+      <w:pPr>
+        <w:ind w:left="720"/>
         <w:rPr>
           <w:rFonts w:ascii=".AppleSystemUIFont" w:hAnsi=".AppleSystemUIFont"/>
           <w:color w:val="0E0E0E"/>
@@ -362,14 +396,16 @@
     </w:p>
     <w:p>
       <w:pPr>
-        <w:rPr>
-          <w:rFonts w:ascii=".AppleSystemUIFont" w:hAnsi=".AppleSystemUIFont"/>
-          <w:color w:val="0E0E0E"/>
-        </w:rPr>
-      </w:pPr>
-    </w:p>
-    <w:p>
-      <w:pPr>
+        <w:ind w:left="720"/>
+        <w:rPr>
+          <w:rFonts w:ascii=".AppleSystemUIFont" w:hAnsi=".AppleSystemUIFont"/>
+          <w:color w:val="0E0E0E"/>
+        </w:rPr>
+      </w:pPr>
+    </w:p>
+    <w:p>
+      <w:pPr>
+        <w:ind w:left="720"/>
         <w:rPr>
           <w:rFonts w:ascii=".AppleSystemUIFont" w:hAnsi=".AppleSystemUIFont"/>
           <w:color w:val="0E0E0E"/>
@@ -385,24 +421,27 @@
     </w:p>
     <w:p>
       <w:pPr>
-        <w:rPr>
-          <w:rFonts w:ascii=".AppleSystemUIFont" w:hAnsi=".AppleSystemUIFont"/>
-          <w:color w:val="0E0E0E"/>
-        </w:rPr>
-      </w:pPr>
-    </w:p>
-    <w:p>
-      <w:pPr>
-        <w:rPr>
-          <w:rFonts w:ascii=".AppleSystemUIFont" w:hAnsi=".AppleSystemUIFont"/>
-          <w:color w:val="0E0E0E"/>
-        </w:rPr>
-      </w:pPr>
-      <w:r>
-        <w:rPr>
-          <w:rFonts w:ascii=".AppleSystemUIFont" w:hAnsi=".AppleSystemUIFont"/>
-          <w:color w:val="0E0E0E"/>
-        </w:rPr>
+        <w:ind w:left="720"/>
+        <w:rPr>
+          <w:rFonts w:ascii=".AppleSystemUIFont" w:hAnsi=".AppleSystemUIFont"/>
+          <w:color w:val="0E0E0E"/>
+        </w:rPr>
+      </w:pPr>
+    </w:p>
+    <w:p>
+      <w:pPr>
+        <w:ind w:left="720"/>
+        <w:rPr>
+          <w:rFonts w:ascii=".AppleSystemUIFont" w:hAnsi=".AppleSystemUIFont"/>
+          <w:color w:val="0E0E0E"/>
+        </w:rPr>
+      </w:pPr>
+      <w:r>
+        <w:rPr>
+          <w:rFonts w:ascii=".AppleSystemUIFont" w:hAnsi=".AppleSystemUIFont"/>
+          <w:color w:val="0E0E0E"/>
+        </w:rPr>
+        <w:lastRenderedPageBreak/>
         <w:t xml:space="preserve">For ResNeXt1D, we first reshape the input data from a tabular format into a 1D format. Then, the data is passed through a stem layer, which includes convolution, batch normalisation, </w:t>
       </w:r>
       <w:proofErr w:type="spellStart"/>
@@ -424,25 +463,26 @@
     </w:p>
     <w:p>
       <w:pPr>
-        <w:rPr>
-          <w:rFonts w:ascii=".AppleSystemUIFont" w:hAnsi=".AppleSystemUIFont"/>
-          <w:color w:val="0E0E0E"/>
-        </w:rPr>
-      </w:pPr>
-    </w:p>
-    <w:p>
-      <w:pPr>
-        <w:rPr>
-          <w:rFonts w:ascii=".AppleSystemUIFont" w:hAnsi=".AppleSystemUIFont"/>
-          <w:color w:val="0E0E0E"/>
-        </w:rPr>
-      </w:pPr>
-      <w:r>
-        <w:rPr>
-          <w:rFonts w:ascii=".AppleSystemUIFont" w:hAnsi=".AppleSystemUIFont"/>
-          <w:color w:val="0E0E0E"/>
-        </w:rPr>
-        <w:lastRenderedPageBreak/>
+        <w:ind w:left="720"/>
+        <w:rPr>
+          <w:rFonts w:ascii=".AppleSystemUIFont" w:hAnsi=".AppleSystemUIFont"/>
+          <w:color w:val="0E0E0E"/>
+        </w:rPr>
+      </w:pPr>
+    </w:p>
+    <w:p>
+      <w:pPr>
+        <w:ind w:left="720"/>
+        <w:rPr>
+          <w:rFonts w:ascii=".AppleSystemUIFont" w:hAnsi=".AppleSystemUIFont"/>
+          <w:color w:val="0E0E0E"/>
+        </w:rPr>
+      </w:pPr>
+      <w:r>
+        <w:rPr>
+          <w:rFonts w:ascii=".AppleSystemUIFont" w:hAnsi=".AppleSystemUIFont"/>
+          <w:color w:val="0E0E0E"/>
+        </w:rPr>
         <w:t xml:space="preserve">After that, the data goes through several </w:t>
       </w:r>
       <w:proofErr w:type="spellStart"/>
@@ -464,14 +504,16 @@
     </w:p>
     <w:p>
       <w:pPr>
-        <w:rPr>
-          <w:rFonts w:ascii=".AppleSystemUIFont" w:hAnsi=".AppleSystemUIFont"/>
-          <w:color w:val="0E0E0E"/>
-        </w:rPr>
-      </w:pPr>
-    </w:p>
-    <w:p>
-      <w:pPr>
+        <w:ind w:left="720"/>
+        <w:rPr>
+          <w:rFonts w:ascii=".AppleSystemUIFont" w:hAnsi=".AppleSystemUIFont"/>
+          <w:color w:val="0E0E0E"/>
+        </w:rPr>
+      </w:pPr>
+    </w:p>
+    <w:p>
+      <w:pPr>
+        <w:ind w:left="720"/>
         <w:rPr>
           <w:rFonts w:ascii=".AppleSystemUIFont" w:hAnsi=".AppleSystemUIFont"/>
           <w:color w:val="0E0E0E"/>
@@ -503,14 +545,16 @@
     </w:p>
     <w:p>
       <w:pPr>
-        <w:rPr>
-          <w:rFonts w:ascii=".AppleSystemUIFont" w:hAnsi=".AppleSystemUIFont"/>
-          <w:color w:val="0E0E0E"/>
-        </w:rPr>
-      </w:pPr>
-    </w:p>
-    <w:p>
-      <w:pPr>
+        <w:ind w:left="720"/>
+        <w:rPr>
+          <w:rFonts w:ascii=".AppleSystemUIFont" w:hAnsi=".AppleSystemUIFont"/>
+          <w:color w:val="0E0E0E"/>
+        </w:rPr>
+      </w:pPr>
+    </w:p>
+    <w:p>
+      <w:pPr>
+        <w:ind w:left="720"/>
         <w:rPr>
           <w:rFonts w:ascii=".AppleSystemUIFont" w:hAnsi=".AppleSystemUIFont"/>
           <w:color w:val="0E0E0E"/>
@@ -529,14 +573,16 @@
         <w:pBdr>
           <w:bottom w:val="single" w:sz="6" w:space="1" w:color="auto"/>
         </w:pBdr>
-        <w:rPr>
-          <w:rFonts w:ascii=".AppleSystemUIFont" w:hAnsi=".AppleSystemUIFont"/>
-          <w:color w:val="0E0E0E"/>
-        </w:rPr>
-      </w:pPr>
-    </w:p>
-    <w:p>
-      <w:pPr>
+        <w:ind w:left="720"/>
+        <w:rPr>
+          <w:rFonts w:ascii=".AppleSystemUIFont" w:hAnsi=".AppleSystemUIFont"/>
+          <w:color w:val="0E0E0E"/>
+        </w:rPr>
+      </w:pPr>
+    </w:p>
+    <w:p>
+      <w:pPr>
+        <w:ind w:left="720"/>
         <w:rPr>
           <w:rFonts w:ascii=".AppleSystemUIFont" w:hAnsi=".AppleSystemUIFont"/>
           <w:color w:val="0E0E0E"/>
@@ -552,6 +598,7 @@
     </w:p>
     <w:p>
       <w:pPr>
+        <w:ind w:left="720"/>
         <w:rPr>
           <w:rFonts w:ascii=".AppleSystemUIFont" w:hAnsi=".AppleSystemUIFont"/>
           <w:color w:val="0E0E0E"/>
@@ -713,6 +760,7 @@
     </w:p>
     <w:p>
       <w:pPr>
+        <w:ind w:left="720"/>
         <w:rPr>
           <w:rFonts w:ascii=".AppleSystemUIFont" w:hAnsi=".AppleSystemUIFont"/>
           <w:color w:val="0E0E0E"/>
@@ -728,14 +776,16 @@
     </w:p>
     <w:p>
       <w:pPr>
-        <w:rPr>
-          <w:rFonts w:ascii=".AppleSystemUIFont" w:hAnsi=".AppleSystemUIFont"/>
-          <w:color w:val="0E0E0E"/>
-        </w:rPr>
-      </w:pPr>
-    </w:p>
-    <w:p>
-      <w:pPr>
+        <w:ind w:left="720"/>
+        <w:rPr>
+          <w:rFonts w:ascii=".AppleSystemUIFont" w:hAnsi=".AppleSystemUIFont"/>
+          <w:color w:val="0E0E0E"/>
+        </w:rPr>
+      </w:pPr>
+    </w:p>
+    <w:p>
+      <w:pPr>
+        <w:ind w:left="720"/>
         <w:rPr>
           <w:rFonts w:ascii=".AppleSystemUIFont" w:hAnsi=".AppleSystemUIFont"/>
           <w:color w:val="0E0E0E"/>
@@ -760,14 +810,16 @@
     </w:p>
     <w:p>
       <w:pPr>
-        <w:rPr>
-          <w:rFonts w:ascii=".AppleSystemUIFont" w:hAnsi=".AppleSystemUIFont"/>
-          <w:color w:val="0E0E0E"/>
-        </w:rPr>
-      </w:pPr>
-    </w:p>
-    <w:p>
-      <w:pPr>
+        <w:ind w:left="720"/>
+        <w:rPr>
+          <w:rFonts w:ascii=".AppleSystemUIFont" w:hAnsi=".AppleSystemUIFont"/>
+          <w:color w:val="0E0E0E"/>
+        </w:rPr>
+      </w:pPr>
+    </w:p>
+    <w:p>
+      <w:pPr>
+        <w:ind w:left="720"/>
         <w:rPr>
           <w:rFonts w:ascii=".AppleSystemUIFont" w:hAnsi=".AppleSystemUIFont"/>
           <w:color w:val="0E0E0E"/>
@@ -815,14 +867,16 @@
     </w:p>
     <w:p>
       <w:pPr>
-        <w:rPr>
-          <w:rFonts w:ascii=".AppleSystemUIFont" w:hAnsi=".AppleSystemUIFont"/>
-          <w:color w:val="0E0E0E"/>
-        </w:rPr>
-      </w:pPr>
-    </w:p>
-    <w:p>
-      <w:pPr>
+        <w:ind w:left="720"/>
+        <w:rPr>
+          <w:rFonts w:ascii=".AppleSystemUIFont" w:hAnsi=".AppleSystemUIFont"/>
+          <w:color w:val="0E0E0E"/>
+        </w:rPr>
+      </w:pPr>
+    </w:p>
+    <w:p>
+      <w:pPr>
+        <w:ind w:left="720"/>
         <w:rPr>
           <w:rFonts w:ascii=".AppleSystemUIFont" w:hAnsi=".AppleSystemUIFont"/>
           <w:color w:val="0E0E0E"/>
@@ -834,6 +888,7 @@
         <w:pBdr>
           <w:bottom w:val="single" w:sz="6" w:space="1" w:color="auto"/>
         </w:pBdr>
+        <w:ind w:left="720"/>
         <w:rPr>
           <w:rFonts w:ascii=".AppleSystemUIFont" w:hAnsi=".AppleSystemUIFont"/>
           <w:color w:val="0E0E0E"/>
@@ -849,6 +904,7 @@
     </w:p>
     <w:p>
       <w:pPr>
+        <w:ind w:left="720"/>
         <w:rPr>
           <w:rFonts w:ascii=".AppleSystemUIFont" w:hAnsi=".AppleSystemUIFont"/>
           <w:color w:val="0E0E0E"/>
@@ -864,14 +920,16 @@
     </w:p>
     <w:p>
       <w:pPr>
-        <w:rPr>
-          <w:rFonts w:ascii=".AppleSystemUIFont" w:hAnsi=".AppleSystemUIFont"/>
-          <w:color w:val="0E0E0E"/>
-        </w:rPr>
-      </w:pPr>
-    </w:p>
-    <w:p>
-      <w:pPr>
+        <w:ind w:left="720"/>
+        <w:rPr>
+          <w:rFonts w:ascii=".AppleSystemUIFont" w:hAnsi=".AppleSystemUIFont"/>
+          <w:color w:val="0E0E0E"/>
+        </w:rPr>
+      </w:pPr>
+    </w:p>
+    <w:p>
+      <w:pPr>
+        <w:ind w:left="720"/>
         <w:rPr>
           <w:rFonts w:ascii=".AppleSystemUIFont" w:hAnsi=".AppleSystemUIFont"/>
           <w:color w:val="0E0E0E"/>
@@ -903,14 +961,16 @@
     </w:p>
     <w:p>
       <w:pPr>
-        <w:rPr>
-          <w:rFonts w:ascii=".AppleSystemUIFont" w:hAnsi=".AppleSystemUIFont"/>
-          <w:color w:val="0E0E0E"/>
-        </w:rPr>
-      </w:pPr>
-    </w:p>
-    <w:p>
-      <w:pPr>
+        <w:ind w:left="720"/>
+        <w:rPr>
+          <w:rFonts w:ascii=".AppleSystemUIFont" w:hAnsi=".AppleSystemUIFont"/>
+          <w:color w:val="0E0E0E"/>
+        </w:rPr>
+      </w:pPr>
+    </w:p>
+    <w:p>
+      <w:pPr>
+        <w:ind w:left="720"/>
         <w:rPr>
           <w:rFonts w:ascii=".AppleSystemUIFont" w:hAnsi=".AppleSystemUIFont"/>
           <w:color w:val="0E0E0E"/>
@@ -926,14 +986,16 @@
     </w:p>
     <w:p>
       <w:pPr>
-        <w:rPr>
-          <w:rFonts w:ascii=".AppleSystemUIFont" w:hAnsi=".AppleSystemUIFont"/>
-          <w:color w:val="0E0E0E"/>
-        </w:rPr>
-      </w:pPr>
-    </w:p>
-    <w:p>
-      <w:pPr>
+        <w:ind w:left="720"/>
+        <w:rPr>
+          <w:rFonts w:ascii=".AppleSystemUIFont" w:hAnsi=".AppleSystemUIFont"/>
+          <w:color w:val="0E0E0E"/>
+        </w:rPr>
+      </w:pPr>
+    </w:p>
+    <w:p>
+      <w:pPr>
+        <w:ind w:left="720"/>
         <w:rPr>
           <w:rFonts w:ascii=".AppleSystemUIFont" w:hAnsi=".AppleSystemUIFont"/>
           <w:color w:val="0E0E0E"/>
@@ -965,6 +1027,7 @@
     </w:p>
     <w:p>
       <w:pPr>
+        <w:ind w:left="720"/>
         <w:rPr>
           <w:rFonts w:ascii=".AppleSystemUIFont" w:hAnsi=".AppleSystemUIFont"/>
           <w:color w:val="0E0E0E"/>
@@ -976,6 +1039,7 @@
         <w:pBdr>
           <w:bottom w:val="single" w:sz="6" w:space="1" w:color="auto"/>
         </w:pBdr>
+        <w:ind w:left="720"/>
         <w:rPr>
           <w:rFonts w:ascii=".AppleSystemUIFont" w:hAnsi=".AppleSystemUIFont"/>
           <w:color w:val="0E0E0E"/>
@@ -1007,6 +1071,7 @@
     </w:p>
     <w:p>
       <w:pPr>
+        <w:ind w:left="720"/>
         <w:rPr>
           <w:rFonts w:ascii=".AppleSystemUIFont" w:hAnsi=".AppleSystemUIFont"/>
           <w:color w:val="0E0E0E"/>
@@ -1022,25 +1087,26 @@
     </w:p>
     <w:p>
       <w:pPr>
-        <w:rPr>
-          <w:rFonts w:ascii=".AppleSystemUIFont" w:hAnsi=".AppleSystemUIFont"/>
-          <w:color w:val="0E0E0E"/>
-        </w:rPr>
-      </w:pPr>
-    </w:p>
-    <w:p>
-      <w:pPr>
-        <w:rPr>
-          <w:rFonts w:ascii=".AppleSystemUIFont" w:hAnsi=".AppleSystemUIFont"/>
-          <w:color w:val="0E0E0E"/>
-        </w:rPr>
-      </w:pPr>
-      <w:r>
-        <w:rPr>
-          <w:rFonts w:ascii=".AppleSystemUIFont" w:hAnsi=".AppleSystemUIFont"/>
-          <w:color w:val="0E0E0E"/>
-        </w:rPr>
-        <w:lastRenderedPageBreak/>
+        <w:ind w:left="720"/>
+        <w:rPr>
+          <w:rFonts w:ascii=".AppleSystemUIFont" w:hAnsi=".AppleSystemUIFont"/>
+          <w:color w:val="0E0E0E"/>
+        </w:rPr>
+      </w:pPr>
+    </w:p>
+    <w:p>
+      <w:pPr>
+        <w:ind w:left="720"/>
+        <w:rPr>
+          <w:rFonts w:ascii=".AppleSystemUIFont" w:hAnsi=".AppleSystemUIFont"/>
+          <w:color w:val="0E0E0E"/>
+        </w:rPr>
+      </w:pPr>
+      <w:r>
+        <w:rPr>
+          <w:rFonts w:ascii=".AppleSystemUIFont" w:hAnsi=".AppleSystemUIFont"/>
+          <w:color w:val="0E0E0E"/>
+        </w:rPr>
         <w:t xml:space="preserve">For </w:t>
       </w:r>
       <w:proofErr w:type="spellStart"/>
@@ -1078,14 +1144,16 @@
     </w:p>
     <w:p>
       <w:pPr>
-        <w:rPr>
-          <w:rFonts w:ascii=".AppleSystemUIFont" w:hAnsi=".AppleSystemUIFont"/>
-          <w:color w:val="0E0E0E"/>
-        </w:rPr>
-      </w:pPr>
-    </w:p>
-    <w:p>
-      <w:pPr>
+        <w:ind w:left="720"/>
+        <w:rPr>
+          <w:rFonts w:ascii=".AppleSystemUIFont" w:hAnsi=".AppleSystemUIFont"/>
+          <w:color w:val="0E0E0E"/>
+        </w:rPr>
+      </w:pPr>
+    </w:p>
+    <w:p>
+      <w:pPr>
+        <w:ind w:left="720"/>
         <w:rPr>
           <w:rFonts w:ascii=".AppleSystemUIFont" w:hAnsi=".AppleSystemUIFont"/>
           <w:color w:val="0E0E0E"/>
@@ -1117,14 +1185,16 @@
     </w:p>
     <w:p>
       <w:pPr>
-        <w:rPr>
-          <w:rFonts w:ascii=".AppleSystemUIFont" w:hAnsi=".AppleSystemUIFont"/>
-          <w:color w:val="0E0E0E"/>
-        </w:rPr>
-      </w:pPr>
-    </w:p>
-    <w:p>
-      <w:pPr>
+        <w:ind w:left="720"/>
+        <w:rPr>
+          <w:rFonts w:ascii=".AppleSystemUIFont" w:hAnsi=".AppleSystemUIFont"/>
+          <w:color w:val="0E0E0E"/>
+        </w:rPr>
+      </w:pPr>
+    </w:p>
+    <w:p>
+      <w:pPr>
+        <w:ind w:left="720"/>
         <w:rPr>
           <w:rFonts w:ascii=".AppleSystemUIFont" w:hAnsi=".AppleSystemUIFont"/>
           <w:color w:val="0E0E0E"/>
@@ -1156,14 +1226,16 @@
     </w:p>
     <w:p>
       <w:pPr>
-        <w:rPr>
-          <w:rFonts w:ascii=".AppleSystemUIFont" w:hAnsi=".AppleSystemUIFont"/>
-          <w:color w:val="0E0E0E"/>
-        </w:rPr>
-      </w:pPr>
-    </w:p>
-    <w:p>
-      <w:pPr>
+        <w:ind w:left="720"/>
+        <w:rPr>
+          <w:rFonts w:ascii=".AppleSystemUIFont" w:hAnsi=".AppleSystemUIFont"/>
+          <w:color w:val="0E0E0E"/>
+        </w:rPr>
+      </w:pPr>
+    </w:p>
+    <w:p>
+      <w:pPr>
+        <w:ind w:left="720"/>
         <w:rPr>
           <w:rFonts w:ascii=".AppleSystemUIFont" w:hAnsi=".AppleSystemUIFont"/>
           <w:color w:val="0E0E0E"/>
@@ -1195,14 +1267,16 @@
     </w:p>
     <w:p>
       <w:pPr>
-        <w:rPr>
-          <w:rFonts w:ascii=".AppleSystemUIFont" w:hAnsi=".AppleSystemUIFont"/>
-          <w:color w:val="0E0E0E"/>
-        </w:rPr>
-      </w:pPr>
-    </w:p>
-    <w:p>
-      <w:pPr>
+        <w:ind w:left="720"/>
+        <w:rPr>
+          <w:rFonts w:ascii=".AppleSystemUIFont" w:hAnsi=".AppleSystemUIFont"/>
+          <w:color w:val="0E0E0E"/>
+        </w:rPr>
+      </w:pPr>
+    </w:p>
+    <w:p>
+      <w:pPr>
+        <w:ind w:left="720"/>
         <w:rPr>
           <w:rFonts w:ascii=".AppleSystemUIFont" w:hAnsi=".AppleSystemUIFont"/>
           <w:color w:val="0E0E0E"/>
@@ -1225,6 +1299,11 @@
           <w:ilvl w:val="0"/>
           <w:numId w:val="1"/>
         </w:numPr>
+        <w:tabs>
+          <w:tab w:val="clear" w:pos="720"/>
+          <w:tab w:val="num" w:pos="1440"/>
+        </w:tabs>
+        <w:ind w:left="1440"/>
         <w:rPr>
           <w:rFonts w:ascii=".AppleSystemUIFont" w:hAnsi=".AppleSystemUIFont"/>
           <w:color w:val="0E0E0E"/>
@@ -1263,6 +1342,11 @@
           <w:ilvl w:val="0"/>
           <w:numId w:val="1"/>
         </w:numPr>
+        <w:tabs>
+          <w:tab w:val="clear" w:pos="720"/>
+          <w:tab w:val="num" w:pos="1440"/>
+        </w:tabs>
+        <w:ind w:left="1440"/>
         <w:rPr>
           <w:rFonts w:ascii=".AppleSystemUIFont" w:hAnsi=".AppleSystemUIFont"/>
           <w:color w:val="0E0E0E"/>
@@ -1283,6 +1367,11 @@
           <w:ilvl w:val="0"/>
           <w:numId w:val="1"/>
         </w:numPr>
+        <w:tabs>
+          <w:tab w:val="clear" w:pos="720"/>
+          <w:tab w:val="num" w:pos="1440"/>
+        </w:tabs>
+        <w:ind w:left="1440"/>
         <w:rPr>
           <w:rFonts w:ascii=".AppleSystemUIFont" w:hAnsi=".AppleSystemUIFont"/>
           <w:color w:val="0E0E0E"/>
@@ -1327,6 +1416,7 @@
     </w:p>
     <w:p>
       <w:pPr>
+        <w:ind w:left="720"/>
         <w:rPr>
           <w:rFonts w:ascii=".AppleSystemUIFont" w:hAnsi=".AppleSystemUIFont"/>
           <w:color w:val="0E0E0E"/>
@@ -1347,6 +1437,11 @@
           <w:ilvl w:val="0"/>
           <w:numId w:val="1"/>
         </w:numPr>
+        <w:tabs>
+          <w:tab w:val="clear" w:pos="720"/>
+          <w:tab w:val="num" w:pos="1440"/>
+        </w:tabs>
+        <w:ind w:left="1440"/>
         <w:rPr>
           <w:rFonts w:ascii=".AppleSystemUIFont" w:hAnsi=".AppleSystemUIFont"/>
           <w:color w:val="0E0E0E"/>
@@ -1403,6 +1498,11 @@
           <w:ilvl w:val="0"/>
           <w:numId w:val="1"/>
         </w:numPr>
+        <w:tabs>
+          <w:tab w:val="clear" w:pos="720"/>
+          <w:tab w:val="num" w:pos="1440"/>
+        </w:tabs>
+        <w:ind w:left="1440"/>
         <w:rPr>
           <w:rFonts w:ascii=".AppleSystemUIFont" w:hAnsi=".AppleSystemUIFont"/>
           <w:color w:val="0E0E0E"/>
@@ -1423,6 +1523,11 @@
           <w:ilvl w:val="0"/>
           <w:numId w:val="1"/>
         </w:numPr>
+        <w:tabs>
+          <w:tab w:val="clear" w:pos="720"/>
+          <w:tab w:val="num" w:pos="1440"/>
+        </w:tabs>
+        <w:ind w:left="1440"/>
         <w:rPr>
           <w:rFonts w:ascii=".AppleSystemUIFont" w:hAnsi=".AppleSystemUIFont"/>
           <w:color w:val="0E0E0E"/>
@@ -1439,6 +1544,7 @@
     </w:p>
     <w:p>
       <w:pPr>
+        <w:ind w:left="720"/>
         <w:rPr>
           <w:rFonts w:ascii=".AppleSystemUIFont" w:hAnsi=".AppleSystemUIFont" w:hint="eastAsia"/>
           <w:color w:val="0E0E0E"/>
@@ -1447,13 +1553,15 @@
     </w:p>
     <w:p>
       <w:pPr>
+        <w:ind w:left="720"/>
         <w:rPr>
           <w:rFonts w:ascii=".AppleSystemUIFont" w:hAnsi=".AppleSystemUIFont" w:hint="eastAsia"/>
           <w:color w:val="0E0E0E"/>
         </w:rPr>
       </w:pPr>
     </w:p>
-    <w:bookmarkEnd w:id="1"/>
+    <w:bookmarkEnd w:id="0"/>
+    <w:bookmarkEnd w:id="2"/>
     <w:p>
       <w:pPr>
         <w:rPr>
